--- a/0419 Collectio Avellana/0419_Collectio_Avellana_LA_EN_WORD.docx
+++ b/0419 Collectio Avellana/0419_Collectio_Avellana_LA_EN_WORD.docx
@@ -443,7 +443,7 @@
               <w:jc w:val="left"/>
             </w:pPr>
             <w:r>
-              <w:t xml:space="preserve">We beseech your Clemency, most pious and most merciful emperors Honorius and Theodosius, ever Augusti. After the departure of the holy pope Zosimus of the catholic church of the city of Rome, as custom would have it be done and as the very discipline of religion dictated, we, a good number of priests, came together into one [assembly], to deliberate by common judgment about appointing a successor. But because the archdeacon Eulalius — with almost all the entrances barred, and the obsequies of the supreme priest impiously despised — had beset the Lateran church with [his] deacons and a very few presbyters and a throng of the disturbed populace, on the next day we hastened to the same church, where it had earlier been arranged by all, and there, the counsel having been shared with the Christian people, we elected him whom God commanded. For the venerable Boniface — an aged presbyter, most learned in the law and approved for his good character, and (what adorned him the more) unwilling — we took to ourselves by the acclamation of the whole people and the consensus of the better [men] of the city, [as one] consecrated by the order of divine institution; for, with more or less seventy presbyters subscribing, and nine bishops of various provinces standing by, it is established that the benediction was celebrated at the fitting time, and that thereafter all was fulfilled that the solemnity required. But when the aforesaid Eulalius — who had earlier been formally warned, on the authority of many, through three of our fellow-priests, not to take upon himself anything rashly against the awareness of the greater clergy — having circumvented a very few presbyters, having ill-treated and consigned to various custody those who had come with letters to forbid him, and having produced, among others, the bishop of Ostia, who is known to have been summoned when nearly dead (for the old man’s sickness testifies that he was dragged there unwilling) — had, with the order of religion left unguarded, burst by intrigue into a place not owed to him: he began unbecomingly to defend his deed through men ignorant of discipline and unacquainted with religion, thinking that by human disturbances he could confound the divine verdict. And since it is established that your Clemency was deceived by a lying report, so that you ratified — I know not what — to the injury of the divine judgment (for whatever the election of so many confirms is divine), we beseech your Piety to order the earlier ordinances revoked, and that Eulalius, who crept into a place not his own, ought to be brought, with his abettors, to the court of your Perpetuity. For we declare that the holy pope Boniface will be present with our fellow-priests. For, with individual presbyters left behind at the several title-churches, all will attend who may declare their will — that is, the judgment of God. Let your Clemency also command all whom the case binds to be present, and that those who are unwilling, and do not suffer themselves to be brought, be even cast out of the city. You will find, once the inner examination begins to be set in motion, that [the deed] not only is abhorrent to the divine laws but also may be displeasing to the human ones; and so, having obtained this, we render to your eternal rule the greatest and most abundant thanks.</w:t>
+              <w:t xml:space="preserve">We beseech your Clemency, most pious and most merciful emperors Honorius and Theodosius, ever Augusti. After the departure of the holy pope Zosimus of the catholic church of the city of Rome, as custom would have it be done and as the very discipline of religion dictated, we, a good number of priests, came together into one [assembly], to deliberate by common judgment about appointing a successor. But because the archdeacon Eulalius — with almost all the entrances barred, and the obsequies of the supreme priest impiously despised — had beset the Lateran church with [his] deacons and a very few presbyters and a throng of the disturbed populace, on the next day we hastened to the same church, where it had earlier been arranged by all, and there, the counsel having been shared with the Christian people, we elected him whom God commanded. For the venerable Boniface — an aged presbyter, most learned in the law and approved for his good character, and (what adorned him the more) unwilling — we took to ourselves by the acclamation of the whole people and the consensus of the better [men] of the city, [as one] consecrated by the order of divine institution; for, with more or less seventy presbyters subscribing, and nine bishops of various provinces standing by, it is established that the benediction was celebrated at the fitting time, and that thereafter all was fulfilled that the solemnity required. But when the aforesaid Eulalius — who had earlier been formally warned, on the authority of many, through three of our fellow-priests, not to take upon himself anything rashly against the awareness of the greater clergy — having circumvented a very few presbyters, having ill-treated and consigned to various custody those who had come with letters to forbid him, and having produced, among others, the bishop of Ostia, who is known to have been summoned when nearly dead (for the old man’s sickness testifies that he was dragged there unwilling) — had, with the order of religion left unguarded, burst by intrigue into a place not owed to him: he began unbecomingly to defend his deed through men ignorant of discipline and unacquainted with religion, thinking that by human disturbances he could confound the divine verdict. And since it is established that your Clemency was deceived by a lying report, so that you ratified — I know not what — to the injury of the divine judgment (for whatever the election of men so great confirms is divine), we beseech your Piety to order the earlier ordinances revoked, and that Eulalius, who crept into a place not his own, ought to be brought, with his abettors, to the court of your Perpetuity. For we declare that the holy pope Boniface will be present with our fellow-priests. For, with individual presbyters left behind at the several title-churches, all will attend who may declare their will — that is, the judgment of God. Let your Clemency also command all whom the case binds to be present, and that those who are unwilling, and do not suffer themselves to be brought, be even cast out of the city. You will find, once the inner examination begins to be set in motion, that [the deed] not only is abhorrent to the divine laws but also may be displeasing to the human ones; and so, having obtained this, we render to your eternal rule the greatest and most abundant thanks.</w:t>
             </w:r>
           </w:p>
         </w:tc>
@@ -656,7 +656,7 @@
               <w:jc w:val="left"/>
             </w:pPr>
             <w:r>
-              <w:t xml:space="preserve">Of great deliberations the judgment ought not to be hasty, nor are those things to be brought forth rashly which are enacted to be kept in perpetuity. Often, in the matter of the bishops of the Eternal City, the inquiry has been shaken through the altercation of the parties under the scrutiny of the priests; but that nothing hasty be brought forth by speed of judgment, this has settled upon our Clemency’s decision: that — since the nearness of the holy days required a bishop’s presence, and since in the most sacred city it was not lawful to celebrate the days of Easter, above all, without a priest — therefore, Symmachus, most dear and most loving father, let your illustrious Magnificence know that we have chosen Achilleus, one whom it was established to be a stranger to the favour of the parties, to fulfil the mysteries of the sacred observance. But when the festal days are over, we shall deal, by riper counsel and in accordance with the judgment of the priests, with what ought to be observed. We admonish you assuredly to summon the chief men of the districts and to provide for public discipline and tranquillity; to them let you order the injunctions of our decrees to be disclosed, so that no one, of course, may dare to stir up any tumult or sedition. And if anyone, by insane persuasion, should rouse [such a thing], let them understand that punishment will be exacted not only upon those caught in the disturbance, but upon the leaders of the districts as well. For we know that public tranquillity is easily kept, if the cravings and the incitements of the instigators cease.</w:t>
+              <w:t xml:space="preserve">Of great deliberations the judgment ought not to be hasty, nor are those things to be brought forth rashly which are enacted to be kept in perpetuity. Often, in the matter of the bishops of the Eternal City, the inquiry has been shaken through the altercation of the parties under the scrutiny of the priests; but that nothing hasty be brought forth by speed of judgment, this has settled upon our Clemency’s decision: that — since the nearness of the holy days required a bishop’s presence, and since in the most sacred city it was not lawful to celebrate the days of Easter, above all (praesentim, i.e. praesertim), without a priest — therefore, Symmachus, most dear and most loving father, let your illustrious Magnificence know that we have chosen Achilleus, one whom it was established to be a stranger to the favour of the parties, to fulfil the mysteries of the sacred observance. But when the festal days are over, we shall deal, by riper counsel and in accordance with the judgment of the priests, with what ought to be observed. We admonish you assuredly to summon the chief men of the districts and to provide for public discipline and tranquillity; to them let you order the injunctions of our decrees to be disclosed, so that no one, of course, may dare to stir up any tumult or sedition. And if anyone, by insane persuasion, should rouse [such a thing], let them understand that punishment will be exacted not only upon those caught in the disturbance, but upon the leaders of the districts as well. For we know that public tranquillity is easily kept, if the cravings and the incitements of the instigators cease.</w:t>
             </w:r>
           </w:p>
         </w:tc>
